--- a/Docs/Skill_Bridge_PRD.docx
+++ b/Docs/Skill_Bridge_PRD.docx
@@ -259,14 +259,14 @@
           <w:sz w:val="21"/>
           <w:szCs w:val="21"/>
         </w:rPr>
-        <w:t xml:space="preserve">Primary user: </w:t>
-      </w:r>
-      <w:r>
-        <w:rPr>
-          <w:sz w:val="21"/>
-          <w:szCs w:val="21"/>
-        </w:rPr>
-        <w:t xml:space="preserve">Hiring managers / recruiters at Australian SMEs and mid-size companies, who feel the 69% skills-shortage pain most acutely and have the least internal capacity to solve it themselves.</w:t>
+        <w:t xml:space="preserve">Primary user (profile creation): </w:t>
+      </w:r>
+      <w:r>
+        <w:rPr>
+          <w:sz w:val="21"/>
+          <w:szCs w:val="21"/>
+        </w:rPr>
+        <w:t xml:space="preserve">International students and skilled migrants, who use the tool directly to see their own experience translated, highlighted, and gap-checked against the Australian market — this is where the core skill-translation work happens (see PRD Section 5.1, Epics 1–2).</w:t>
       </w:r>
     </w:p>
     <w:p>
@@ -285,14 +285,29 @@
           <w:sz w:val="21"/>
           <w:szCs w:val="21"/>
         </w:rPr>
-        <w:t xml:space="preserve">Secondary beneficiary: </w:t>
-      </w:r>
-      <w:r>
-        <w:rPr>
-          <w:sz w:val="21"/>
-          <w:szCs w:val="21"/>
-        </w:rPr>
-        <w:t xml:space="preserve">International students and skilled migrants, whose existing skills become visible through the employer's use of the tool.</w:t>
+        <w:t xml:space="preserve">Primary user (decision support): </w:t>
+      </w:r>
+      <w:r>
+        <w:rPr>
+          <w:sz w:val="21"/>
+          <w:szCs w:val="21"/>
+        </w:rPr>
+        <w:t xml:space="preserve">Hiring managers / recruiters at Australian SMEs and mid-size companies, who consume the candidate's already-translated profile against a specific role, rank and review it, and make the final hiring call. They feel the 69% skills-shortage pain most acutely and have the least internal capacity to solve it themselves.</w:t>
+      </w:r>
+    </w:p>
+    <w:p>
+      <w:pPr>
+        <w:spacing w:after="160" w:line="300"/>
+      </w:pPr>
+      <w:r>
+        <w:rPr>
+          <w:i/>
+          <w:iCs/>
+          <w:color w:val="666666"/>
+          <w:sz w:val="21"/>
+          <w:szCs w:val="21"/>
+        </w:rPr>
+        <w:t xml:space="preserve">Skill Bridge is deliberately a shared-engine product: the analysis is generated once, by the candidate, and reused — never recreated — by the recruiter. This is why the MVP has two primary users rather than one, even though the business problem it is scoped to solve (the 69% employer skills shortage) sits on the recruiter's side.</w:t>
       </w:r>
     </w:p>
     <w:p>
@@ -951,7 +966,7 @@
                 <w:sz w:val="19"/>
                 <w:szCs w:val="19"/>
               </w:rPr>
-              <w:t xml:space="preserve">Hiring managers / recruiters (primary user)</w:t>
+              <w:t xml:space="preserve">Hiring managers / recruiters (primary user — decision support)</w:t>
             </w:r>
           </w:p>
         </w:tc>
@@ -993,7 +1008,7 @@
                 <w:sz w:val="19"/>
                 <w:szCs w:val="19"/>
               </w:rPr>
-              <w:t xml:space="preserve">Faster, explainable shortlisting; fewer false rejections</w:t>
+              <w:t xml:space="preserve">Faster, explainable shortlisting using the candidate's own translated profile; fewer false rejections</w:t>
             </w:r>
           </w:p>
         </w:tc>
@@ -1016,7 +1031,7 @@
                 <w:sz w:val="19"/>
                 <w:szCs w:val="19"/>
               </w:rPr>
-              <w:t xml:space="preserve">International students &amp; skilled migrants</w:t>
+              <w:t xml:space="preserve">International students &amp; skilled migrants (primary user — profile creation)</w:t>
             </w:r>
           </w:p>
         </w:tc>
@@ -1058,7 +1073,7 @@
                 <w:sz w:val="19"/>
                 <w:szCs w:val="19"/>
               </w:rPr>
-              <w:t xml:space="preserve">Their real capability becomes visible to employers</w:t>
+              <w:t xml:space="preserve">Directly create and view their own translated, explained skill profile; their real capability becomes visible to employers</w:t>
             </w:r>
           </w:p>
         </w:tc>
@@ -1259,6 +1274,219 @@
         </w:tc>
       </w:tr>
     </w:tbl>
+    <w:p>
+      <w:pPr>
+        <w:spacing w:after="140"/>
+      </w:pPr>
+    </w:p>
+    <w:p>
+      <w:pPr>
+        <w:pStyle w:val="Heading2"/>
+        <w:spacing w:after="120" w:before="280"/>
+      </w:pPr>
+      <w:r>
+        <w:rPr>
+          <w:b/>
+          <w:bCs/>
+          <w:color w:val="1F5C57"/>
+          <w:sz w:val="24"/>
+          <w:szCs w:val="24"/>
+        </w:rPr>
+        <w:t xml:space="preserve">4.1 User Personas</w:t>
+      </w:r>
+    </w:p>
+    <w:p>
+      <w:pPr>
+        <w:spacing w:after="160" w:line="300"/>
+      </w:pPr>
+      <w:r>
+        <w:rPr>
+          <w:i/>
+          <w:iCs/>
+          <w:color w:val="666666"/>
+          <w:sz w:val="21"/>
+          <w:szCs w:val="21"/>
+        </w:rPr>
+        <w:t xml:space="preserve">One persona per primary user, both deliberately non-obvious: the candidate is not a tech worker, and the recruiter is not at a large enterprise with dedicated hiring infrastructure — these are the sharper, less-served cases our evidence points to. Full illustrated one-pagers are provided as companion files: Skill_Bridge_Persona_Minh.html and Skill_Bridge_Persona_Sarah.html.</w:t>
+      </w:r>
+    </w:p>
+    <w:p>
+      <w:pPr>
+        <w:spacing w:after="80" w:before="200"/>
+      </w:pPr>
+      <w:r>
+        <w:rPr>
+          <w:b/>
+          <w:bCs/>
+          <w:color w:val="222222"/>
+          <w:sz w:val="22"/>
+          <w:szCs w:val="22"/>
+        </w:rPr>
+        <w:t xml:space="preserve">Minh Tran, 26 — Candidate Persona (Profile Creation)</w:t>
+      </w:r>
+    </w:p>
+    <w:p>
+      <w:pPr>
+        <w:pBdr>
+          <w:left w:val="single" w:color="1F5C57" w:sz="24" w:space="8"/>
+        </w:pBdr>
+        <w:shd w:fill="E4F1EE" w:val="clear"/>
+        <w:spacing w:after="200" w:line="300"/>
+        <w:ind w:left="100"/>
+      </w:pPr>
+      <w:r>
+        <w:rPr>
+          <w:i/>
+          <w:iCs/>
+          <w:sz w:val="21"/>
+          <w:szCs w:val="21"/>
+        </w:rPr>
+        <w:t xml:space="preserve">International graduate with a Business &amp; Operations background, not a tech candidate. Three years managing operations and customer service teams in Ho Chi Minh City; now in Melbourne on a post-study work visa, targeting operations or business support roles that increasingly expect data/AI-tool familiarity he's never been taught.</w:t>
+      </w:r>
+    </w:p>
+    <w:p>
+      <w:pPr>
+        <w:pStyle w:val="ListParagraph"/>
+        <w:numPr>
+          <w:ilvl w:val="0"/>
+          <w:numId w:val="2"/>
+        </w:numPr>
+        <w:spacing w:after="90" w:line="290"/>
+      </w:pPr>
+      <w:r>
+        <w:rPr>
+          <w:b/>
+          <w:bCs/>
+          <w:sz w:val="21"/>
+          <w:szCs w:val="21"/>
+        </w:rPr>
+        <w:t xml:space="preserve">Core frustrations: </w:t>
+      </w:r>
+      <w:r>
+        <w:rPr>
+          <w:sz w:val="21"/>
+          <w:szCs w:val="21"/>
+        </w:rPr>
+        <w:t xml:space="preserve">silent rejection with no explanation; his experience doesn't map to local job titles; when he does see skill gaps, he has no sense of which to close first.</w:t>
+      </w:r>
+    </w:p>
+    <w:p>
+      <w:pPr>
+        <w:pStyle w:val="ListParagraph"/>
+        <w:numPr>
+          <w:ilvl w:val="0"/>
+          <w:numId w:val="2"/>
+        </w:numPr>
+        <w:spacing w:after="90" w:line="290"/>
+      </w:pPr>
+      <w:r>
+        <w:rPr>
+          <w:b/>
+          <w:bCs/>
+          <w:sz w:val="21"/>
+          <w:szCs w:val="21"/>
+        </w:rPr>
+        <w:t xml:space="preserve">Primary features used: </w:t>
+      </w:r>
+      <w:r>
+        <w:rPr>
+          <w:sz w:val="21"/>
+          <w:szCs w:val="21"/>
+        </w:rPr>
+        <w:t xml:space="preserve">US-2 Skill Translator, US-3 Transferable Skills Highlighter, US-5 Honest Gap Flagging.</w:t>
+      </w:r>
+    </w:p>
+    <w:p>
+      <w:pPr>
+        <w:spacing w:after="100"/>
+      </w:pPr>
+    </w:p>
+    <w:p>
+      <w:pPr>
+        <w:spacing w:after="80" w:before="200"/>
+      </w:pPr>
+      <w:r>
+        <w:rPr>
+          <w:b/>
+          <w:bCs/>
+          <w:color w:val="222222"/>
+          <w:sz w:val="22"/>
+          <w:szCs w:val="22"/>
+        </w:rPr>
+        <w:t xml:space="preserve">Sarah Whitfield, 38 — Recruiter Persona (Decision Support)</w:t>
+      </w:r>
+    </w:p>
+    <w:p>
+      <w:pPr>
+        <w:pBdr>
+          <w:left w:val="single" w:color="3B6EA5" w:sz="24" w:space="8"/>
+        </w:pBdr>
+        <w:shd w:fill="E7EEF7" w:val="clear"/>
+        <w:spacing w:after="200" w:line="300"/>
+        <w:ind w:left="100"/>
+      </w:pPr>
+      <w:r>
+        <w:rPr>
+          <w:i/>
+          <w:iCs/>
+          <w:sz w:val="21"/>
+          <w:szCs w:val="21"/>
+        </w:rPr>
+        <w:t xml:space="preserve">Sole Talent Acquisition Lead at a 60-person Australian tech/logistics SME, handling all screening, interviewing, and onboarding herself. Receives 200+ applications per role, increasingly from adjacent industries and niche/emerging skill areas she has no reliable way to evaluate.</w:t>
+      </w:r>
+    </w:p>
+    <w:p>
+      <w:pPr>
+        <w:pStyle w:val="ListParagraph"/>
+        <w:numPr>
+          <w:ilvl w:val="0"/>
+          <w:numId w:val="2"/>
+        </w:numPr>
+        <w:spacing w:after="90" w:line="290"/>
+      </w:pPr>
+      <w:r>
+        <w:rPr>
+          <w:b/>
+          <w:bCs/>
+          <w:sz w:val="21"/>
+          <w:szCs w:val="21"/>
+        </w:rPr>
+        <w:t xml:space="preserve">Core frustrations: </w:t>
+      </w:r>
+      <w:r>
+        <w:rPr>
+          <w:sz w:val="21"/>
+          <w:szCs w:val="21"/>
+        </w:rPr>
+        <w:t xml:space="preserve">application volume without clarity; can't tell which cross-industry skills genuinely transfer; no settled convention for evaluating niche/emerging skills like AI tools.</w:t>
+      </w:r>
+    </w:p>
+    <w:p>
+      <w:pPr>
+        <w:pStyle w:val="ListParagraph"/>
+        <w:numPr>
+          <w:ilvl w:val="0"/>
+          <w:numId w:val="2"/>
+        </w:numPr>
+        <w:spacing w:after="90" w:line="290"/>
+      </w:pPr>
+      <w:r>
+        <w:rPr>
+          <w:b/>
+          <w:bCs/>
+          <w:sz w:val="21"/>
+          <w:szCs w:val="21"/>
+        </w:rPr>
+        <w:t xml:space="preserve">Primary features used: </w:t>
+      </w:r>
+      <w:r>
+        <w:rPr>
+          <w:sz w:val="21"/>
+          <w:szCs w:val="21"/>
+        </w:rPr>
+        <w:t xml:space="preserve">US-2 Cross-Industry Skill Translator, US-4 JD-Frequency Ranking, US-6 Skill-Level Matching Rate.</w:t>
+      </w:r>
+    </w:p>
     <w:p>
       <w:pPr>
         <w:pStyle w:val="Heading1"/>
@@ -1304,6 +1532,21 @@
           <w:szCs w:val="24"/>
         </w:rPr>
         <w:t xml:space="preserve">5.1 MVP — Build for the Hackathon Demo</w:t>
+      </w:r>
+    </w:p>
+    <w:p>
+      <w:pPr>
+        <w:spacing w:after="160" w:line="300"/>
+      </w:pPr>
+      <w:r>
+        <w:rPr>
+          <w:i/>
+          <w:iCs/>
+          <w:color w:val="666666"/>
+          <w:sz w:val="21"/>
+          <w:szCs w:val="21"/>
+        </w:rPr>
+        <w:t xml:space="preserve">Stakeholders are listed per feature, with the primary (acting) user marked. The engine is shared: features 1, 2, 3, and 5 generate the analysis, with the candidate as primary user; features 4, 6, and 7 apply that same analysis to a specific role, with the recruiter as primary user reusing — not recreating — the candidate's output.</w:t>
       </w:r>
     </w:p>
     <w:tbl>
@@ -1319,10 +1562,11 @@
         </w:tblBorders>
       </w:tblPr>
       <w:tblGrid>
-        <w:gridCol w:w="500"/>
-        <w:gridCol w:w="2500"/>
-        <w:gridCol w:w="4700"/>
-        <w:gridCol w:w="1650"/>
+        <w:gridCol w:w="450"/>
+        <w:gridCol w:w="2050"/>
+        <w:gridCol w:w="3300"/>
+        <w:gridCol w:w="2050"/>
+        <w:gridCol w:w="1500"/>
       </w:tblGrid>
       <w:tr>
         <w:trPr>
@@ -1330,7 +1574,7 @@
         </w:trPr>
         <w:tc>
           <w:tcPr>
-            <w:tcW w:type="dxa" w:w="500"/>
+            <w:tcW w:type="dxa" w:w="450"/>
             <w:shd w:fill="1F5C57" w:val="clear"/>
             <w:tcMar>
               <w:top w:type="dxa" w:w="80"/>
@@ -1354,7 +1598,7 @@
         </w:tc>
         <w:tc>
           <w:tcPr>
-            <w:tcW w:type="dxa" w:w="2500"/>
+            <w:tcW w:type="dxa" w:w="2050"/>
             <w:shd w:fill="1F5C57" w:val="clear"/>
             <w:tcMar>
               <w:top w:type="dxa" w:w="80"/>
@@ -1378,7 +1622,7 @@
         </w:tc>
         <w:tc>
           <w:tcPr>
-            <w:tcW w:type="dxa" w:w="4700"/>
+            <w:tcW w:type="dxa" w:w="3300"/>
             <w:shd w:fill="1F5C57" w:val="clear"/>
             <w:tcMar>
               <w:top w:type="dxa" w:w="80"/>
@@ -1402,7 +1646,7 @@
         </w:tc>
         <w:tc>
           <w:tcPr>
-            <w:tcW w:type="dxa" w:w="1650"/>
+            <w:tcW w:type="dxa" w:w="2050"/>
             <w:shd w:fill="1F5C57" w:val="clear"/>
             <w:tcMar>
               <w:top w:type="dxa" w:w="80"/>
@@ -1420,6 +1664,30 @@
                 <w:sz w:val="20"/>
                 <w:szCs w:val="20"/>
               </w:rPr>
+              <w:t xml:space="preserve">Stakeholders (primary user marked)</w:t>
+            </w:r>
+          </w:p>
+        </w:tc>
+        <w:tc>
+          <w:tcPr>
+            <w:tcW w:type="dxa" w:w="1500"/>
+            <w:shd w:fill="1F5C57" w:val="clear"/>
+            <w:tcMar>
+              <w:top w:type="dxa" w:w="80"/>
+              <w:left w:type="dxa" w:w="100"/>
+              <w:bottom w:type="dxa" w:w="80"/>
+              <w:right w:type="dxa" w:w="100"/>
+            </w:tcMar>
+          </w:tcPr>
+          <w:p>
+            <w:r>
+              <w:rPr>
+                <w:b/>
+                <w:bCs/>
+                <w:color w:val="FFFFFF"/>
+                <w:sz w:val="20"/>
+                <w:szCs w:val="20"/>
+              </w:rPr>
               <w:t xml:space="preserve">Priority</w:t>
             </w:r>
           </w:p>
@@ -1428,7 +1696,7 @@
       <w:tr>
         <w:tc>
           <w:tcPr>
-            <w:tcW w:type="dxa" w:w="500"/>
+            <w:tcW w:type="dxa" w:w="450"/>
             <w:shd w:fill="F7F9F8" w:val="clear"/>
             <w:tcMar>
               <w:top w:type="dxa" w:w="80"/>
@@ -1449,7 +1717,7 @@
         </w:tc>
         <w:tc>
           <w:tcPr>
-            <w:tcW w:type="dxa" w:w="2500"/>
+            <w:tcW w:type="dxa" w:w="2050"/>
             <w:shd w:fill="F7F9F8" w:val="clear"/>
             <w:tcMar>
               <w:top w:type="dxa" w:w="80"/>
@@ -1470,7 +1738,7 @@
         </w:tc>
         <w:tc>
           <w:tcPr>
-            <w:tcW w:type="dxa" w:w="4700"/>
+            <w:tcW w:type="dxa" w:w="3300"/>
             <w:shd w:fill="F7F9F8" w:val="clear"/>
             <w:tcMar>
               <w:top w:type="dxa" w:w="80"/>
@@ -1491,7 +1759,28 @@
         </w:tc>
         <w:tc>
           <w:tcPr>
-            <w:tcW w:type="dxa" w:w="1650"/>
+            <w:tcW w:type="dxa" w:w="2050"/>
+            <w:shd w:fill="F7F9F8" w:val="clear"/>
+            <w:tcMar>
+              <w:top w:type="dxa" w:w="80"/>
+              <w:left w:type="dxa" w:w="100"/>
+              <w:bottom w:type="dxa" w:w="80"/>
+              <w:right w:type="dxa" w:w="100"/>
+            </w:tcMar>
+          </w:tcPr>
+          <w:p>
+            <w:r>
+              <w:rPr>
+                <w:sz w:val="19"/>
+                <w:szCs w:val="19"/>
+              </w:rPr>
+              <w:t xml:space="preserve">Candidate (primary user); Recruiter (later views the structured output)</w:t>
+            </w:r>
+          </w:p>
+        </w:tc>
+        <w:tc>
+          <w:tcPr>
+            <w:tcW w:type="dxa" w:w="1500"/>
             <w:shd w:fill="F7F9F8" w:val="clear"/>
             <w:tcMar>
               <w:top w:type="dxa" w:w="80"/>
@@ -1514,7 +1803,7 @@
       <w:tr>
         <w:tc>
           <w:tcPr>
-            <w:tcW w:type="dxa" w:w="500"/>
+            <w:tcW w:type="dxa" w:w="450"/>
             <w:shd w:fill="FFFFFF" w:val="clear"/>
             <w:tcMar>
               <w:top w:type="dxa" w:w="80"/>
@@ -1535,7 +1824,7 @@
         </w:tc>
         <w:tc>
           <w:tcPr>
-            <w:tcW w:type="dxa" w:w="2500"/>
+            <w:tcW w:type="dxa" w:w="2050"/>
             <w:shd w:fill="FFFFFF" w:val="clear"/>
             <w:tcMar>
               <w:top w:type="dxa" w:w="80"/>
@@ -1556,7 +1845,7 @@
         </w:tc>
         <w:tc>
           <w:tcPr>
-            <w:tcW w:type="dxa" w:w="4700"/>
+            <w:tcW w:type="dxa" w:w="3300"/>
             <w:shd w:fill="FFFFFF" w:val="clear"/>
             <w:tcMar>
               <w:top w:type="dxa" w:w="80"/>
@@ -1577,7 +1866,28 @@
         </w:tc>
         <w:tc>
           <w:tcPr>
-            <w:tcW w:type="dxa" w:w="1650"/>
+            <w:tcW w:type="dxa" w:w="2050"/>
+            <w:shd w:fill="FFFFFF" w:val="clear"/>
+            <w:tcMar>
+              <w:top w:type="dxa" w:w="80"/>
+              <w:left w:type="dxa" w:w="100"/>
+              <w:bottom w:type="dxa" w:w="80"/>
+              <w:right w:type="dxa" w:w="100"/>
+            </w:tcMar>
+          </w:tcPr>
+          <w:p>
+            <w:r>
+              <w:rPr>
+                <w:sz w:val="19"/>
+                <w:szCs w:val="19"/>
+              </w:rPr>
+              <w:t xml:space="preserve">Candidate (primary user); Recruiter (later views the translated output)</w:t>
+            </w:r>
+          </w:p>
+        </w:tc>
+        <w:tc>
+          <w:tcPr>
+            <w:tcW w:type="dxa" w:w="1500"/>
             <w:shd w:fill="FFFFFF" w:val="clear"/>
             <w:tcMar>
               <w:top w:type="dxa" w:w="80"/>
@@ -1600,7 +1910,7 @@
       <w:tr>
         <w:tc>
           <w:tcPr>
-            <w:tcW w:type="dxa" w:w="500"/>
+            <w:tcW w:type="dxa" w:w="450"/>
             <w:shd w:fill="F7F9F8" w:val="clear"/>
             <w:tcMar>
               <w:top w:type="dxa" w:w="80"/>
@@ -1621,7 +1931,7 @@
         </w:tc>
         <w:tc>
           <w:tcPr>
-            <w:tcW w:type="dxa" w:w="2500"/>
+            <w:tcW w:type="dxa" w:w="2050"/>
             <w:shd w:fill="F7F9F8" w:val="clear"/>
             <w:tcMar>
               <w:top w:type="dxa" w:w="80"/>
@@ -1642,7 +1952,7 @@
         </w:tc>
         <w:tc>
           <w:tcPr>
-            <w:tcW w:type="dxa" w:w="4700"/>
+            <w:tcW w:type="dxa" w:w="3300"/>
             <w:shd w:fill="F7F9F8" w:val="clear"/>
             <w:tcMar>
               <w:top w:type="dxa" w:w="80"/>
@@ -1663,7 +1973,28 @@
         </w:tc>
         <w:tc>
           <w:tcPr>
-            <w:tcW w:type="dxa" w:w="1650"/>
+            <w:tcW w:type="dxa" w:w="2050"/>
+            <w:shd w:fill="F7F9F8" w:val="clear"/>
+            <w:tcMar>
+              <w:top w:type="dxa" w:w="80"/>
+              <w:left w:type="dxa" w:w="100"/>
+              <w:bottom w:type="dxa" w:w="80"/>
+              <w:right w:type="dxa" w:w="100"/>
+            </w:tcMar>
+          </w:tcPr>
+          <w:p>
+            <w:r>
+              <w:rPr>
+                <w:sz w:val="19"/>
+                <w:szCs w:val="19"/>
+              </w:rPr>
+              <w:t xml:space="preserve">Candidate (primary user); Recruiter (later views the highlighted output)</w:t>
+            </w:r>
+          </w:p>
+        </w:tc>
+        <w:tc>
+          <w:tcPr>
+            <w:tcW w:type="dxa" w:w="1500"/>
             <w:shd w:fill="F7F9F8" w:val="clear"/>
             <w:tcMar>
               <w:top w:type="dxa" w:w="80"/>
@@ -1686,7 +2017,7 @@
       <w:tr>
         <w:tc>
           <w:tcPr>
-            <w:tcW w:type="dxa" w:w="500"/>
+            <w:tcW w:type="dxa" w:w="450"/>
             <w:shd w:fill="FFFFFF" w:val="clear"/>
             <w:tcMar>
               <w:top w:type="dxa" w:w="80"/>
@@ -1707,7 +2038,7 @@
         </w:tc>
         <w:tc>
           <w:tcPr>
-            <w:tcW w:type="dxa" w:w="2500"/>
+            <w:tcW w:type="dxa" w:w="2050"/>
             <w:shd w:fill="FFFFFF" w:val="clear"/>
             <w:tcMar>
               <w:top w:type="dxa" w:w="80"/>
@@ -1728,7 +2059,7 @@
         </w:tc>
         <w:tc>
           <w:tcPr>
-            <w:tcW w:type="dxa" w:w="4700"/>
+            <w:tcW w:type="dxa" w:w="3300"/>
             <w:shd w:fill="FFFFFF" w:val="clear"/>
             <w:tcMar>
               <w:top w:type="dxa" w:w="80"/>
@@ -1743,13 +2074,34 @@
                 <w:sz w:val="19"/>
                 <w:szCs w:val="19"/>
               </w:rPr>
-              <w:t xml:space="preserve">Ranks recommended skills by how often they appear across a sample set of real job descriptions for the target role.</w:t>
-            </w:r>
-          </w:p>
-        </w:tc>
-        <w:tc>
-          <w:tcPr>
-            <w:tcW w:type="dxa" w:w="1650"/>
+              <w:t xml:space="preserve">Ranks the candidate's already-translated skills by how often they appear across a sample set of real job descriptions for the target role.</w:t>
+            </w:r>
+          </w:p>
+        </w:tc>
+        <w:tc>
+          <w:tcPr>
+            <w:tcW w:type="dxa" w:w="2050"/>
+            <w:shd w:fill="FFFFFF" w:val="clear"/>
+            <w:tcMar>
+              <w:top w:type="dxa" w:w="80"/>
+              <w:left w:type="dxa" w:w="100"/>
+              <w:bottom w:type="dxa" w:w="80"/>
+              <w:right w:type="dxa" w:w="100"/>
+            </w:tcMar>
+          </w:tcPr>
+          <w:p>
+            <w:r>
+              <w:rPr>
+                <w:sz w:val="19"/>
+                <w:szCs w:val="19"/>
+              </w:rPr>
+              <w:t xml:space="preserve">Recruiter (primary user — inherits candidate profile); Employer/hiring team (indirectly, via the JD they wrote)</w:t>
+            </w:r>
+          </w:p>
+        </w:tc>
+        <w:tc>
+          <w:tcPr>
+            <w:tcW w:type="dxa" w:w="1500"/>
             <w:shd w:fill="FFFFFF" w:val="clear"/>
             <w:tcMar>
               <w:top w:type="dxa" w:w="80"/>
@@ -1772,7 +2124,7 @@
       <w:tr>
         <w:tc>
           <w:tcPr>
-            <w:tcW w:type="dxa" w:w="500"/>
+            <w:tcW w:type="dxa" w:w="450"/>
             <w:shd w:fill="F7F9F8" w:val="clear"/>
             <w:tcMar>
               <w:top w:type="dxa" w:w="80"/>
@@ -1793,7 +2145,7 @@
         </w:tc>
         <w:tc>
           <w:tcPr>
-            <w:tcW w:type="dxa" w:w="2500"/>
+            <w:tcW w:type="dxa" w:w="2050"/>
             <w:shd w:fill="F7F9F8" w:val="clear"/>
             <w:tcMar>
               <w:top w:type="dxa" w:w="80"/>
@@ -1814,28 +2166,49 @@
         </w:tc>
         <w:tc>
           <w:tcPr>
-            <w:tcW w:type="dxa" w:w="4700"/>
-            <w:shd w:fill="F7F9F8" w:val="clear"/>
-            <w:tcMar>
-              <w:top w:type="dxa" w:w="80"/>
-              <w:left w:type="dxa" w:w="100"/>
-              <w:bottom w:type="dxa" w:w="80"/>
-              <w:right w:type="dxa" w:w="100"/>
-            </w:tcMar>
-          </w:tcPr>
-          <w:p>
-            <w:r>
-              <w:rPr>
-                <w:sz w:val="19"/>
-                <w:szCs w:val="19"/>
-              </w:rPr>
-              <w:t xml:space="preserve">Surfaces skills the candidate is missing, so the tool builds trust instead of overselling a candidate.</w:t>
-            </w:r>
-          </w:p>
-        </w:tc>
-        <w:tc>
-          <w:tcPr>
-            <w:tcW w:type="dxa" w:w="1650"/>
+            <w:tcW w:type="dxa" w:w="3300"/>
+            <w:shd w:fill="F7F9F8" w:val="clear"/>
+            <w:tcMar>
+              <w:top w:type="dxa" w:w="80"/>
+              <w:left w:type="dxa" w:w="100"/>
+              <w:bottom w:type="dxa" w:w="80"/>
+              <w:right w:type="dxa" w:w="100"/>
+            </w:tcMar>
+          </w:tcPr>
+          <w:p>
+            <w:r>
+              <w:rPr>
+                <w:sz w:val="19"/>
+                <w:szCs w:val="19"/>
+              </w:rPr>
+              <w:t xml:space="preserve">Surfaces skills the candidate doesn't yet have evidence for, so they can address the gap or set realistic expectations.</w:t>
+            </w:r>
+          </w:p>
+        </w:tc>
+        <w:tc>
+          <w:tcPr>
+            <w:tcW w:type="dxa" w:w="2050"/>
+            <w:shd w:fill="F7F9F8" w:val="clear"/>
+            <w:tcMar>
+              <w:top w:type="dxa" w:w="80"/>
+              <w:left w:type="dxa" w:w="100"/>
+              <w:bottom w:type="dxa" w:w="80"/>
+              <w:right w:type="dxa" w:w="100"/>
+            </w:tcMar>
+          </w:tcPr>
+          <w:p>
+            <w:r>
+              <w:rPr>
+                <w:sz w:val="19"/>
+                <w:szCs w:val="19"/>
+              </w:rPr>
+              <w:t xml:space="preserve">Candidate (primary user)</w:t>
+            </w:r>
+          </w:p>
+        </w:tc>
+        <w:tc>
+          <w:tcPr>
+            <w:tcW w:type="dxa" w:w="1500"/>
             <w:shd w:fill="F7F9F8" w:val="clear"/>
             <w:tcMar>
               <w:top w:type="dxa" w:w="80"/>
@@ -1858,7 +2231,7 @@
       <w:tr>
         <w:tc>
           <w:tcPr>
-            <w:tcW w:type="dxa" w:w="500"/>
+            <w:tcW w:type="dxa" w:w="450"/>
             <w:shd w:fill="FFFFFF" w:val="clear"/>
             <w:tcMar>
               <w:top w:type="dxa" w:w="80"/>
@@ -1879,7 +2252,7 @@
         </w:tc>
         <w:tc>
           <w:tcPr>
-            <w:tcW w:type="dxa" w:w="2500"/>
+            <w:tcW w:type="dxa" w:w="2050"/>
             <w:shd w:fill="FFFFFF" w:val="clear"/>
             <w:tcMar>
               <w:top w:type="dxa" w:w="80"/>
@@ -1900,7 +2273,7 @@
         </w:tc>
         <w:tc>
           <w:tcPr>
-            <w:tcW w:type="dxa" w:w="4700"/>
+            <w:tcW w:type="dxa" w:w="3300"/>
             <w:shd w:fill="FFFFFF" w:val="clear"/>
             <w:tcMar>
               <w:top w:type="dxa" w:w="80"/>
@@ -1915,13 +2288,34 @@
                 <w:sz w:val="19"/>
                 <w:szCs w:val="19"/>
               </w:rPr>
-              <w:t xml:space="preserve">Match rate is calculated and displayed per skill, not as a single score on the person — keeps hiring judgement with the human.</w:t>
-            </w:r>
-          </w:p>
-        </w:tc>
-        <w:tc>
-          <w:tcPr>
-            <w:tcW w:type="dxa" w:w="1650"/>
+              <w:t xml:space="preserve">Shows the candidate's already-translated profile against a specific role as a per-skill match rate, not a single score on the person — keeps hiring judgement with the human.</w:t>
+            </w:r>
+          </w:p>
+        </w:tc>
+        <w:tc>
+          <w:tcPr>
+            <w:tcW w:type="dxa" w:w="2050"/>
+            <w:shd w:fill="FFFFFF" w:val="clear"/>
+            <w:tcMar>
+              <w:top w:type="dxa" w:w="80"/>
+              <w:left w:type="dxa" w:w="100"/>
+              <w:bottom w:type="dxa" w:w="80"/>
+              <w:right w:type="dxa" w:w="100"/>
+            </w:tcMar>
+          </w:tcPr>
+          <w:p>
+            <w:r>
+              <w:rPr>
+                <w:sz w:val="19"/>
+                <w:szCs w:val="19"/>
+              </w:rPr>
+              <w:t xml:space="preserve">Recruiter (primary user — inherits candidate profile)</w:t>
+            </w:r>
+          </w:p>
+        </w:tc>
+        <w:tc>
+          <w:tcPr>
+            <w:tcW w:type="dxa" w:w="1500"/>
             <w:shd w:fill="FFFFFF" w:val="clear"/>
             <w:tcMar>
               <w:top w:type="dxa" w:w="80"/>
@@ -1944,7 +2338,7 @@
       <w:tr>
         <w:tc>
           <w:tcPr>
-            <w:tcW w:type="dxa" w:w="500"/>
+            <w:tcW w:type="dxa" w:w="450"/>
             <w:shd w:fill="F7F9F8" w:val="clear"/>
             <w:tcMar>
               <w:top w:type="dxa" w:w="80"/>
@@ -1965,7 +2359,7 @@
         </w:tc>
         <w:tc>
           <w:tcPr>
-            <w:tcW w:type="dxa" w:w="2500"/>
+            <w:tcW w:type="dxa" w:w="2050"/>
             <w:shd w:fill="F7F9F8" w:val="clear"/>
             <w:tcMar>
               <w:top w:type="dxa" w:w="80"/>
@@ -1986,28 +2380,49 @@
         </w:tc>
         <w:tc>
           <w:tcPr>
-            <w:tcW w:type="dxa" w:w="4700"/>
-            <w:shd w:fill="F7F9F8" w:val="clear"/>
-            <w:tcMar>
-              <w:top w:type="dxa" w:w="80"/>
-              <w:left w:type="dxa" w:w="100"/>
-              <w:bottom w:type="dxa" w:w="80"/>
-              <w:right w:type="dxa" w:w="100"/>
-            </w:tcMar>
-          </w:tcPr>
-          <w:p>
-            <w:r>
-              <w:rPr>
-                <w:sz w:val="19"/>
-                <w:szCs w:val="19"/>
-              </w:rPr>
-              <w:t xml:space="preserve">The recruiter reviews and decides; the tool never auto-approves or auto-rejects a candidate.</w:t>
-            </w:r>
-          </w:p>
-        </w:tc>
-        <w:tc>
-          <w:tcPr>
-            <w:tcW w:type="dxa" w:w="1650"/>
+            <w:tcW w:type="dxa" w:w="3300"/>
+            <w:shd w:fill="F7F9F8" w:val="clear"/>
+            <w:tcMar>
+              <w:top w:type="dxa" w:w="80"/>
+              <w:left w:type="dxa" w:w="100"/>
+              <w:bottom w:type="dxa" w:w="80"/>
+              <w:right w:type="dxa" w:w="100"/>
+            </w:tcMar>
+          </w:tcPr>
+          <w:p>
+            <w:r>
+              <w:rPr>
+                <w:sz w:val="19"/>
+                <w:szCs w:val="19"/>
+              </w:rPr>
+              <w:t xml:space="preserve">The recruiter reviews the candidate-generated profile and decides; the tool never auto-approves or auto-rejects a candidate.</w:t>
+            </w:r>
+          </w:p>
+        </w:tc>
+        <w:tc>
+          <w:tcPr>
+            <w:tcW w:type="dxa" w:w="2050"/>
+            <w:shd w:fill="F7F9F8" w:val="clear"/>
+            <w:tcMar>
+              <w:top w:type="dxa" w:w="80"/>
+              <w:left w:type="dxa" w:w="100"/>
+              <w:bottom w:type="dxa" w:w="80"/>
+              <w:right w:type="dxa" w:w="100"/>
+            </w:tcMar>
+          </w:tcPr>
+          <w:p>
+            <w:r>
+              <w:rPr>
+                <w:sz w:val="19"/>
+                <w:szCs w:val="19"/>
+              </w:rPr>
+              <w:t xml:space="preserve">Recruiter (primary user — inherits candidate profile); Candidate (affected by the decision)</w:t>
+            </w:r>
+          </w:p>
+        </w:tc>
+        <w:tc>
+          <w:tcPr>
+            <w:tcW w:type="dxa" w:w="1500"/>
             <w:shd w:fill="F7F9F8" w:val="clear"/>
             <w:tcMar>
               <w:top w:type="dxa" w:w="80"/>
@@ -2061,7 +2476,7 @@
           <w:sz w:val="21"/>
           <w:szCs w:val="21"/>
         </w:rPr>
-        <w:t xml:space="preserve">These features require real usage data the team will not have within a two-day hackathon. They are presented to judges as the product's growth story and long-term moat.</w:t>
+        <w:t xml:space="preserve">These features require real usage data the team will not have within a two-day hackathon, or extend the shared engine into a many-to-many marketplace rather than today's one candidate-to-one role flow. They are presented to judges as the product's growth story and long-term moat.</w:t>
       </w:r>
     </w:p>
     <w:tbl>
@@ -2077,10 +2492,11 @@
         </w:tblBorders>
       </w:tblPr>
       <w:tblGrid>
-        <w:gridCol w:w="500"/>
-        <w:gridCol w:w="2600"/>
-        <w:gridCol w:w="4600"/>
-        <w:gridCol w:w="1650"/>
+        <w:gridCol w:w="450"/>
+        <w:gridCol w:w="2000"/>
+        <w:gridCol w:w="2950"/>
+        <w:gridCol w:w="2350"/>
+        <w:gridCol w:w="1600"/>
       </w:tblGrid>
       <w:tr>
         <w:trPr>
@@ -2088,7 +2504,7 @@
         </w:trPr>
         <w:tc>
           <w:tcPr>
-            <w:tcW w:type="dxa" w:w="500"/>
+            <w:tcW w:type="dxa" w:w="450"/>
             <w:shd w:fill="1F5C57" w:val="clear"/>
             <w:tcMar>
               <w:top w:type="dxa" w:w="80"/>
@@ -2112,7 +2528,7 @@
         </w:tc>
         <w:tc>
           <w:tcPr>
-            <w:tcW w:type="dxa" w:w="2600"/>
+            <w:tcW w:type="dxa" w:w="2000"/>
             <w:shd w:fill="1F5C57" w:val="clear"/>
             <w:tcMar>
               <w:top w:type="dxa" w:w="80"/>
@@ -2136,7 +2552,7 @@
         </w:tc>
         <w:tc>
           <w:tcPr>
-            <w:tcW w:type="dxa" w:w="4600"/>
+            <w:tcW w:type="dxa" w:w="2950"/>
             <w:shd w:fill="1F5C57" w:val="clear"/>
             <w:tcMar>
               <w:top w:type="dxa" w:w="80"/>
@@ -2160,7 +2576,7 @@
         </w:tc>
         <w:tc>
           <w:tcPr>
-            <w:tcW w:type="dxa" w:w="1650"/>
+            <w:tcW w:type="dxa" w:w="2350"/>
             <w:shd w:fill="1F5C57" w:val="clear"/>
             <w:tcMar>
               <w:top w:type="dxa" w:w="80"/>
@@ -2178,6 +2594,30 @@
                 <w:sz w:val="20"/>
                 <w:szCs w:val="20"/>
               </w:rPr>
+              <w:t xml:space="preserve">Stakeholders (primary user marked)</w:t>
+            </w:r>
+          </w:p>
+        </w:tc>
+        <w:tc>
+          <w:tcPr>
+            <w:tcW w:type="dxa" w:w="1600"/>
+            <w:shd w:fill="1F5C57" w:val="clear"/>
+            <w:tcMar>
+              <w:top w:type="dxa" w:w="80"/>
+              <w:left w:type="dxa" w:w="100"/>
+              <w:bottom w:type="dxa" w:w="80"/>
+              <w:right w:type="dxa" w:w="100"/>
+            </w:tcMar>
+          </w:tcPr>
+          <w:p>
+            <w:r>
+              <w:rPr>
+                <w:b/>
+                <w:bCs/>
+                <w:color w:val="FFFFFF"/>
+                <w:sz w:val="20"/>
+                <w:szCs w:val="20"/>
+              </w:rPr>
               <w:t xml:space="preserve">Depends on</w:t>
             </w:r>
           </w:p>
@@ -2186,7 +2626,7 @@
       <w:tr>
         <w:tc>
           <w:tcPr>
-            <w:tcW w:type="dxa" w:w="500"/>
+            <w:tcW w:type="dxa" w:w="450"/>
             <w:shd w:fill="F7F9F8" w:val="clear"/>
             <w:tcMar>
               <w:top w:type="dxa" w:w="80"/>
@@ -2207,7 +2647,7 @@
         </w:tc>
         <w:tc>
           <w:tcPr>
-            <w:tcW w:type="dxa" w:w="2600"/>
+            <w:tcW w:type="dxa" w:w="2000"/>
             <w:shd w:fill="F7F9F8" w:val="clear"/>
             <w:tcMar>
               <w:top w:type="dxa" w:w="80"/>
@@ -2228,7 +2668,7 @@
         </w:tc>
         <w:tc>
           <w:tcPr>
-            <w:tcW w:type="dxa" w:w="4600"/>
+            <w:tcW w:type="dxa" w:w="2950"/>
             <w:shd w:fill="F7F9F8" w:val="clear"/>
             <w:tcMar>
               <w:top w:type="dxa" w:w="80"/>
@@ -2249,7 +2689,28 @@
         </w:tc>
         <w:tc>
           <w:tcPr>
-            <w:tcW w:type="dxa" w:w="1650"/>
+            <w:tcW w:type="dxa" w:w="2350"/>
+            <w:shd w:fill="F7F9F8" w:val="clear"/>
+            <w:tcMar>
+              <w:top w:type="dxa" w:w="80"/>
+              <w:left w:type="dxa" w:w="100"/>
+              <w:bottom w:type="dxa" w:w="80"/>
+              <w:right w:type="dxa" w:w="100"/>
+            </w:tcMar>
+          </w:tcPr>
+          <w:p>
+            <w:r>
+              <w:rPr>
+                <w:sz w:val="19"/>
+                <w:szCs w:val="19"/>
+              </w:rPr>
+              <w:t xml:space="preserve">Recruiter (primary user); Candidate (data source)</w:t>
+            </w:r>
+          </w:p>
+        </w:tc>
+        <w:tc>
+          <w:tcPr>
+            <w:tcW w:type="dxa" w:w="1600"/>
             <w:shd w:fill="F7F9F8" w:val="clear"/>
             <w:tcMar>
               <w:top w:type="dxa" w:w="80"/>
@@ -2272,7 +2733,7 @@
       <w:tr>
         <w:tc>
           <w:tcPr>
-            <w:tcW w:type="dxa" w:w="500"/>
+            <w:tcW w:type="dxa" w:w="450"/>
             <w:shd w:fill="FFFFFF" w:val="clear"/>
             <w:tcMar>
               <w:top w:type="dxa" w:w="80"/>
@@ -2293,7 +2754,7 @@
         </w:tc>
         <w:tc>
           <w:tcPr>
-            <w:tcW w:type="dxa" w:w="2600"/>
+            <w:tcW w:type="dxa" w:w="2000"/>
             <w:shd w:fill="FFFFFF" w:val="clear"/>
             <w:tcMar>
               <w:top w:type="dxa" w:w="80"/>
@@ -2314,7 +2775,7 @@
         </w:tc>
         <w:tc>
           <w:tcPr>
-            <w:tcW w:type="dxa" w:w="4600"/>
+            <w:tcW w:type="dxa" w:w="2950"/>
             <w:shd w:fill="FFFFFF" w:val="clear"/>
             <w:tcMar>
               <w:top w:type="dxa" w:w="80"/>
@@ -2335,7 +2796,28 @@
         </w:tc>
         <w:tc>
           <w:tcPr>
-            <w:tcW w:type="dxa" w:w="1650"/>
+            <w:tcW w:type="dxa" w:w="2350"/>
+            <w:shd w:fill="FFFFFF" w:val="clear"/>
+            <w:tcMar>
+              <w:top w:type="dxa" w:w="80"/>
+              <w:left w:type="dxa" w:w="100"/>
+              <w:bottom w:type="dxa" w:w="80"/>
+              <w:right w:type="dxa" w:w="100"/>
+            </w:tcMar>
+          </w:tcPr>
+          <w:p>
+            <w:r>
+              <w:rPr>
+                <w:sz w:val="19"/>
+                <w:szCs w:val="19"/>
+              </w:rPr>
+              <w:t xml:space="preserve">Recruiter (primary user); Candidate (subject of the outcome)</w:t>
+            </w:r>
+          </w:p>
+        </w:tc>
+        <w:tc>
+          <w:tcPr>
+            <w:tcW w:type="dxa" w:w="1600"/>
             <w:shd w:fill="FFFFFF" w:val="clear"/>
             <w:tcMar>
               <w:top w:type="dxa" w:w="80"/>
@@ -2358,7 +2840,7 @@
       <w:tr>
         <w:tc>
           <w:tcPr>
-            <w:tcW w:type="dxa" w:w="500"/>
+            <w:tcW w:type="dxa" w:w="450"/>
             <w:shd w:fill="F7F9F8" w:val="clear"/>
             <w:tcMar>
               <w:top w:type="dxa" w:w="80"/>
@@ -2379,7 +2861,7 @@
         </w:tc>
         <w:tc>
           <w:tcPr>
-            <w:tcW w:type="dxa" w:w="2600"/>
+            <w:tcW w:type="dxa" w:w="2000"/>
             <w:shd w:fill="F7F9F8" w:val="clear"/>
             <w:tcMar>
               <w:top w:type="dxa" w:w="80"/>
@@ -2400,7 +2882,7 @@
         </w:tc>
         <w:tc>
           <w:tcPr>
-            <w:tcW w:type="dxa" w:w="4600"/>
+            <w:tcW w:type="dxa" w:w="2950"/>
             <w:shd w:fill="F7F9F8" w:val="clear"/>
             <w:tcMar>
               <w:top w:type="dxa" w:w="80"/>
@@ -2421,7 +2903,28 @@
         </w:tc>
         <w:tc>
           <w:tcPr>
-            <w:tcW w:type="dxa" w:w="1650"/>
+            <w:tcW w:type="dxa" w:w="2350"/>
+            <w:shd w:fill="F7F9F8" w:val="clear"/>
+            <w:tcMar>
+              <w:top w:type="dxa" w:w="80"/>
+              <w:left w:type="dxa" w:w="100"/>
+              <w:bottom w:type="dxa" w:w="80"/>
+              <w:right w:type="dxa" w:w="100"/>
+            </w:tcMar>
+          </w:tcPr>
+          <w:p>
+            <w:r>
+              <w:rPr>
+                <w:sz w:val="19"/>
+                <w:szCs w:val="19"/>
+              </w:rPr>
+              <w:t xml:space="preserve">Recruiter (primary user)</w:t>
+            </w:r>
+          </w:p>
+        </w:tc>
+        <w:tc>
+          <w:tcPr>
+            <w:tcW w:type="dxa" w:w="1600"/>
             <w:shd w:fill="F7F9F8" w:val="clear"/>
             <w:tcMar>
               <w:top w:type="dxa" w:w="80"/>
@@ -2444,7 +2947,7 @@
       <w:tr>
         <w:tc>
           <w:tcPr>
-            <w:tcW w:type="dxa" w:w="500"/>
+            <w:tcW w:type="dxa" w:w="450"/>
             <w:shd w:fill="FFFFFF" w:val="clear"/>
             <w:tcMar>
               <w:top w:type="dxa" w:w="80"/>
@@ -2465,7 +2968,7 @@
         </w:tc>
         <w:tc>
           <w:tcPr>
-            <w:tcW w:type="dxa" w:w="2600"/>
+            <w:tcW w:type="dxa" w:w="2000"/>
             <w:shd w:fill="FFFFFF" w:val="clear"/>
             <w:tcMar>
               <w:top w:type="dxa" w:w="80"/>
@@ -2486,7 +2989,7 @@
         </w:tc>
         <w:tc>
           <w:tcPr>
-            <w:tcW w:type="dxa" w:w="4600"/>
+            <w:tcW w:type="dxa" w:w="2950"/>
             <w:shd w:fill="FFFFFF" w:val="clear"/>
             <w:tcMar>
               <w:top w:type="dxa" w:w="80"/>
@@ -2507,7 +3010,7 @@
         </w:tc>
         <w:tc>
           <w:tcPr>
-            <w:tcW w:type="dxa" w:w="1650"/>
+            <w:tcW w:type="dxa" w:w="2350"/>
             <w:shd w:fill="FFFFFF" w:val="clear"/>
             <w:tcMar>
               <w:top w:type="dxa" w:w="80"/>
@@ -2522,7 +3025,135 @@
                 <w:sz w:val="19"/>
                 <w:szCs w:val="19"/>
               </w:rPr>
+              <w:t xml:space="preserve">Recruiter (primary user); Candidate (indirect beneficiary)</w:t>
+            </w:r>
+          </w:p>
+        </w:tc>
+        <w:tc>
+          <w:tcPr>
+            <w:tcW w:type="dxa" w:w="1600"/>
+            <w:shd w:fill="FFFFFF" w:val="clear"/>
+            <w:tcMar>
+              <w:top w:type="dxa" w:w="80"/>
+              <w:left w:type="dxa" w:w="100"/>
+              <w:bottom w:type="dxa" w:w="80"/>
+              <w:right w:type="dxa" w:w="100"/>
+            </w:tcMar>
+          </w:tcPr>
+          <w:p>
+            <w:r>
+              <w:rPr>
+                <w:sz w:val="19"/>
+                <w:szCs w:val="19"/>
+              </w:rPr>
               <w:t xml:space="preserve">Features 8–10 combined, at scale</w:t>
+            </w:r>
+          </w:p>
+        </w:tc>
+      </w:tr>
+      <w:tr>
+        <w:tc>
+          <w:tcPr>
+            <w:tcW w:type="dxa" w:w="450"/>
+            <w:shd w:fill="F7F9F8" w:val="clear"/>
+            <w:tcMar>
+              <w:top w:type="dxa" w:w="80"/>
+              <w:left w:type="dxa" w:w="100"/>
+              <w:bottom w:type="dxa" w:w="80"/>
+              <w:right w:type="dxa" w:w="100"/>
+            </w:tcMar>
+          </w:tcPr>
+          <w:p>
+            <w:r>
+              <w:rPr>
+                <w:sz w:val="19"/>
+                <w:szCs w:val="19"/>
+              </w:rPr>
+              <w:t xml:space="preserve">12</w:t>
+            </w:r>
+          </w:p>
+        </w:tc>
+        <w:tc>
+          <w:tcPr>
+            <w:tcW w:type="dxa" w:w="2000"/>
+            <w:shd w:fill="F7F9F8" w:val="clear"/>
+            <w:tcMar>
+              <w:top w:type="dxa" w:w="80"/>
+              <w:left w:type="dxa" w:w="100"/>
+              <w:bottom w:type="dxa" w:w="80"/>
+              <w:right w:type="dxa" w:w="100"/>
+            </w:tcMar>
+          </w:tcPr>
+          <w:p>
+            <w:r>
+              <w:rPr>
+                <w:sz w:val="19"/>
+                <w:szCs w:val="19"/>
+              </w:rPr>
+              <w:t xml:space="preserve">Candidate Talent Pool / Discovery Marketplace</w:t>
+            </w:r>
+          </w:p>
+        </w:tc>
+        <w:tc>
+          <w:tcPr>
+            <w:tcW w:type="dxa" w:w="2950"/>
+            <w:shd w:fill="F7F9F8" w:val="clear"/>
+            <w:tcMar>
+              <w:top w:type="dxa" w:w="80"/>
+              <w:left w:type="dxa" w:w="100"/>
+              <w:bottom w:type="dxa" w:w="80"/>
+              <w:right w:type="dxa" w:w="100"/>
+            </w:tcMar>
+          </w:tcPr>
+          <w:p>
+            <w:r>
+              <w:rPr>
+                <w:sz w:val="19"/>
+                <w:szCs w:val="19"/>
+              </w:rPr>
+              <w:t xml:space="preserve">Aggregates individual candidate profiles (already built via features 1–3 in the MVP) into a searchable pool, so recruiters can proactively discover matching candidates instead of evaluating one CV against one job description at a time.</w:t>
+            </w:r>
+          </w:p>
+        </w:tc>
+        <w:tc>
+          <w:tcPr>
+            <w:tcW w:type="dxa" w:w="2350"/>
+            <w:shd w:fill="F7F9F8" w:val="clear"/>
+            <w:tcMar>
+              <w:top w:type="dxa" w:w="80"/>
+              <w:left w:type="dxa" w:w="100"/>
+              <w:bottom w:type="dxa" w:w="80"/>
+              <w:right w:type="dxa" w:w="100"/>
+            </w:tcMar>
+          </w:tcPr>
+          <w:p>
+            <w:r>
+              <w:rPr>
+                <w:sz w:val="19"/>
+                <w:szCs w:val="19"/>
+              </w:rPr>
+              <w:t xml:space="preserve">Recruiter (primary user — searches/discovers); Candidate (opt-in visibility across multiple employers, not just one)</w:t>
+            </w:r>
+          </w:p>
+        </w:tc>
+        <w:tc>
+          <w:tcPr>
+            <w:tcW w:type="dxa" w:w="1600"/>
+            <w:shd w:fill="F7F9F8" w:val="clear"/>
+            <w:tcMar>
+              <w:top w:type="dxa" w:w="80"/>
+              <w:left w:type="dxa" w:w="100"/>
+              <w:bottom w:type="dxa" w:w="80"/>
+              <w:right w:type="dxa" w:w="100"/>
+            </w:tcMar>
+          </w:tcPr>
+          <w:p>
+            <w:r>
+              <w:rPr>
+                <w:sz w:val="19"/>
+                <w:szCs w:val="19"/>
+              </w:rPr>
+              <w:t xml:space="preserve">Sufficient volume of candidate profiles created via the MVP</w:t>
             </w:r>
           </w:p>
         </w:tc>
